--- a/SEMINÁRIO/Diretrizes_Seminário.docx
+++ b/SEMINÁRIO/Diretrizes_Seminário.docx
@@ -84,7 +84,7 @@
         </w:rPr>
         <w:t xml:space="preserve">Professor: Robert Vidigal, </w:t>
       </w:r>
-      <w:hyperlink r:id="rId6" w:history="1">
+      <w:hyperlink r:id="rId7" w:history="1">
         <w:r>
           <w:rPr>
             <w:rStyle w:val="Hyperlink"/>
@@ -241,6 +241,10 @@
     <w:p>
       <w:pPr>
         <w:pStyle w:val="BodyText"/>
+        <w:numPr>
+          <w:ilvl w:val="0"/>
+          <w:numId w:val="1"/>
+        </w:numPr>
         <w:jc w:val="both"/>
         <w:rPr>
           <w:rFonts w:ascii="Arial" w:hAnsi="Arial" w:cs="Arial"/>
@@ -254,12 +258,16 @@
           <w:sz w:val="20"/>
           <w:szCs w:val="20"/>
         </w:rPr>
-        <w:t>● Apresentar os objetivos do estudo</w:t>
+        <w:t>Apresentar os objetivos do estudo</w:t>
       </w:r>
     </w:p>
     <w:p>
       <w:pPr>
         <w:pStyle w:val="BodyText"/>
+        <w:numPr>
+          <w:ilvl w:val="0"/>
+          <w:numId w:val="1"/>
+        </w:numPr>
         <w:jc w:val="both"/>
         <w:rPr>
           <w:rFonts w:ascii="Arial" w:hAnsi="Arial" w:cs="Arial"/>
@@ -273,12 +281,16 @@
           <w:sz w:val="20"/>
           <w:szCs w:val="20"/>
         </w:rPr>
-        <w:t>● Informar a teoria/abordagem analisada</w:t>
+        <w:t>Informar a teoria/abordagem analisada</w:t>
       </w:r>
     </w:p>
     <w:p>
       <w:pPr>
         <w:pStyle w:val="BodyText"/>
+        <w:numPr>
+          <w:ilvl w:val="0"/>
+          <w:numId w:val="1"/>
+        </w:numPr>
         <w:jc w:val="both"/>
         <w:rPr>
           <w:rFonts w:ascii="Arial" w:hAnsi="Arial" w:cs="Arial"/>
@@ -292,12 +304,16 @@
           <w:sz w:val="20"/>
           <w:szCs w:val="20"/>
         </w:rPr>
-        <w:t>● Informar a(s) política(s) analisada(s)</w:t>
+        <w:t>Informar a(s) política(s) analisada(s)</w:t>
       </w:r>
     </w:p>
     <w:p>
       <w:pPr>
         <w:pStyle w:val="BodyText"/>
+        <w:numPr>
+          <w:ilvl w:val="0"/>
+          <w:numId w:val="1"/>
+        </w:numPr>
         <w:jc w:val="both"/>
         <w:rPr>
           <w:rFonts w:ascii="Arial" w:hAnsi="Arial" w:cs="Arial"/>
@@ -311,7 +327,7 @@
           <w:sz w:val="20"/>
           <w:szCs w:val="20"/>
         </w:rPr>
-        <w:t xml:space="preserve">● Informar a fonte bibliográfica e documental pesquisada </w:t>
+        <w:t xml:space="preserve">Informar a fonte bibliográfica e documental pesquisada </w:t>
       </w:r>
     </w:p>
     <w:p>
@@ -320,57 +336,73 @@
         <w:jc w:val="both"/>
         <w:rPr>
           <w:rFonts w:ascii="Arial" w:hAnsi="Arial" w:cs="Arial"/>
-          <w:sz w:val="20"/>
-          <w:szCs w:val="20"/>
-        </w:rPr>
-      </w:pPr>
+          <w:b/>
+          <w:bCs/>
+          <w:sz w:val="20"/>
+          <w:szCs w:val="20"/>
+        </w:rPr>
+      </w:pPr>
+      <w:r>
+        <w:rPr>
+          <w:rFonts w:ascii="Arial" w:hAnsi="Arial" w:cs="Arial"/>
+          <w:b/>
+          <w:bCs/>
+          <w:sz w:val="20"/>
+          <w:szCs w:val="20"/>
+        </w:rPr>
+        <w:t>2 – Descrição da Política Pública (</w:t>
+      </w:r>
+      <w:r>
+        <w:rPr>
+          <w:rFonts w:ascii="Arial" w:hAnsi="Arial" w:cs="Arial"/>
+          <w:b/>
+          <w:bCs/>
+          <w:sz w:val="20"/>
+          <w:szCs w:val="20"/>
+        </w:rPr>
+        <w:t>~</w:t>
+      </w:r>
+      <w:r>
+        <w:rPr>
+          <w:rFonts w:ascii="Arial" w:hAnsi="Arial" w:cs="Arial"/>
+          <w:b/>
+          <w:bCs/>
+          <w:sz w:val="20"/>
+          <w:szCs w:val="20"/>
+        </w:rPr>
+        <w:t>5 minutos)</w:t>
+      </w:r>
     </w:p>
     <w:p>
       <w:pPr>
         <w:pStyle w:val="BodyText"/>
+        <w:numPr>
+          <w:ilvl w:val="0"/>
+          <w:numId w:val="2"/>
+        </w:numPr>
         <w:jc w:val="both"/>
         <w:rPr>
           <w:rFonts w:ascii="Arial" w:hAnsi="Arial" w:cs="Arial"/>
-          <w:b/>
-          <w:bCs/>
-          <w:sz w:val="20"/>
-          <w:szCs w:val="20"/>
-        </w:rPr>
-      </w:pPr>
-      <w:r>
-        <w:rPr>
-          <w:rFonts w:ascii="Arial" w:hAnsi="Arial" w:cs="Arial"/>
-          <w:b/>
-          <w:bCs/>
-          <w:sz w:val="20"/>
-          <w:szCs w:val="20"/>
-        </w:rPr>
-        <w:t>2 – Descrição da Política Pública (</w:t>
-      </w:r>
-      <w:r>
-        <w:rPr>
-          <w:rFonts w:ascii="Arial" w:hAnsi="Arial" w:cs="Arial"/>
-          <w:b/>
-          <w:bCs/>
-          <w:sz w:val="20"/>
-          <w:szCs w:val="20"/>
-        </w:rPr>
-        <w:t>~</w:t>
-      </w:r>
-      <w:r>
-        <w:rPr>
-          <w:rFonts w:ascii="Arial" w:hAnsi="Arial" w:cs="Arial"/>
-          <w:b/>
-          <w:bCs/>
-          <w:sz w:val="20"/>
-          <w:szCs w:val="20"/>
-        </w:rPr>
-        <w:t>5 minutos)</w:t>
+          <w:sz w:val="20"/>
+          <w:szCs w:val="20"/>
+        </w:rPr>
+      </w:pPr>
+      <w:r>
+        <w:rPr>
+          <w:rFonts w:ascii="Arial" w:hAnsi="Arial" w:cs="Arial"/>
+          <w:sz w:val="20"/>
+          <w:szCs w:val="20"/>
+        </w:rPr>
+        <w:t>Introdução sobre a política analisada: objetivos</w:t>
       </w:r>
     </w:p>
     <w:p>
       <w:pPr>
         <w:pStyle w:val="BodyText"/>
+        <w:numPr>
+          <w:ilvl w:val="0"/>
+          <w:numId w:val="2"/>
+        </w:numPr>
         <w:jc w:val="both"/>
         <w:rPr>
           <w:rFonts w:ascii="Arial" w:hAnsi="Arial" w:cs="Arial"/>
@@ -384,7 +416,7 @@
           <w:sz w:val="20"/>
           <w:szCs w:val="20"/>
         </w:rPr>
-        <w:t>● Introdução sobre a política analisada: objetivos</w:t>
+        <w:t>Origem e evolução da política: formulação e implementação</w:t>
       </w:r>
     </w:p>
     <w:p>
@@ -393,22 +425,50 @@
         <w:jc w:val="both"/>
         <w:rPr>
           <w:rFonts w:ascii="Arial" w:hAnsi="Arial" w:cs="Arial"/>
-          <w:sz w:val="20"/>
-          <w:szCs w:val="20"/>
-        </w:rPr>
-      </w:pPr>
-      <w:r>
-        <w:rPr>
-          <w:rFonts w:ascii="Arial" w:hAnsi="Arial" w:cs="Arial"/>
-          <w:sz w:val="20"/>
-          <w:szCs w:val="20"/>
-        </w:rPr>
-        <w:t>● Origem e evolução da política: formulação e implementação</w:t>
+          <w:b/>
+          <w:bCs/>
+          <w:sz w:val="20"/>
+          <w:szCs w:val="20"/>
+        </w:rPr>
+      </w:pPr>
+      <w:r>
+        <w:rPr>
+          <w:rFonts w:ascii="Arial" w:hAnsi="Arial" w:cs="Arial"/>
+          <w:b/>
+          <w:bCs/>
+          <w:sz w:val="20"/>
+          <w:szCs w:val="20"/>
+        </w:rPr>
+        <w:t>3 – Análise da Política e Aplicação do Modelo Teórico (</w:t>
+      </w:r>
+      <w:r>
+        <w:rPr>
+          <w:rFonts w:ascii="Arial" w:hAnsi="Arial" w:cs="Arial"/>
+          <w:b/>
+          <w:bCs/>
+          <w:sz w:val="20"/>
+          <w:szCs w:val="20"/>
+        </w:rPr>
+        <w:t>~</w:t>
+      </w:r>
+      <w:r>
+        <w:rPr>
+          <w:rFonts w:ascii="Arial" w:hAnsi="Arial" w:cs="Arial"/>
+          <w:b/>
+          <w:bCs/>
+          <w:sz w:val="20"/>
+          <w:szCs w:val="20"/>
+        </w:rPr>
+        <w:t>10 minutos)</w:t>
       </w:r>
     </w:p>
     <w:p>
       <w:pPr>
         <w:pStyle w:val="BodyText"/>
+        <w:numPr>
+          <w:ilvl w:val="0"/>
+          <w:numId w:val="3"/>
+        </w:numPr>
         <w:jc w:val="both"/>
         <w:rPr>
           <w:rFonts w:ascii="Arial" w:hAnsi="Arial" w:cs="Arial"/>
@@ -416,53 +476,45 @@
           <w:szCs w:val="20"/>
         </w:rPr>
       </w:pPr>
+      <w:r>
+        <w:rPr>
+          <w:rFonts w:ascii="Arial" w:hAnsi="Arial" w:cs="Arial"/>
+          <w:sz w:val="20"/>
+          <w:szCs w:val="20"/>
+        </w:rPr>
+        <w:t>Aplicar o modelo teórico na política analisada</w:t>
+      </w:r>
     </w:p>
     <w:p>
       <w:pPr>
         <w:pStyle w:val="BodyText"/>
+        <w:numPr>
+          <w:ilvl w:val="0"/>
+          <w:numId w:val="3"/>
+        </w:numPr>
         <w:jc w:val="both"/>
         <w:rPr>
           <w:rFonts w:ascii="Arial" w:hAnsi="Arial" w:cs="Arial"/>
-          <w:b/>
-          <w:bCs/>
-          <w:sz w:val="20"/>
-          <w:szCs w:val="20"/>
-        </w:rPr>
-      </w:pPr>
-      <w:r>
-        <w:rPr>
-          <w:rFonts w:ascii="Arial" w:hAnsi="Arial" w:cs="Arial"/>
-          <w:b/>
-          <w:bCs/>
-          <w:sz w:val="20"/>
-          <w:szCs w:val="20"/>
-        </w:rPr>
-        <w:t>3 – Análise da Política e Aplicação do Modelo Teórico (</w:t>
-      </w:r>
-      <w:r>
-        <w:rPr>
-          <w:rFonts w:ascii="Arial" w:hAnsi="Arial" w:cs="Arial"/>
-          <w:b/>
-          <w:bCs/>
-          <w:sz w:val="20"/>
-          <w:szCs w:val="20"/>
-        </w:rPr>
-        <w:t>~</w:t>
-      </w:r>
-      <w:r>
-        <w:rPr>
-          <w:rFonts w:ascii="Arial" w:hAnsi="Arial" w:cs="Arial"/>
-          <w:b/>
-          <w:bCs/>
-          <w:sz w:val="20"/>
-          <w:szCs w:val="20"/>
-        </w:rPr>
-        <w:t>10 minutos)</w:t>
+          <w:sz w:val="20"/>
+          <w:szCs w:val="20"/>
+        </w:rPr>
+      </w:pPr>
+      <w:r>
+        <w:rPr>
+          <w:rFonts w:ascii="Arial" w:hAnsi="Arial" w:cs="Arial"/>
+          <w:sz w:val="20"/>
+          <w:szCs w:val="20"/>
+        </w:rPr>
+        <w:t>A relevância do papel das instituições e/ou atores específicos</w:t>
       </w:r>
     </w:p>
     <w:p>
       <w:pPr>
         <w:pStyle w:val="BodyText"/>
+        <w:numPr>
+          <w:ilvl w:val="0"/>
+          <w:numId w:val="3"/>
+        </w:numPr>
         <w:jc w:val="both"/>
         <w:rPr>
           <w:rFonts w:ascii="Arial" w:hAnsi="Arial" w:cs="Arial"/>
@@ -476,12 +528,16 @@
           <w:sz w:val="20"/>
           <w:szCs w:val="20"/>
         </w:rPr>
-        <w:t>● Aplicar o modelo teórico na política analisada</w:t>
+        <w:t xml:space="preserve">Apontar a utilidade e limitação do modelo para o caso </w:t>
       </w:r>
     </w:p>
     <w:p>
       <w:pPr>
         <w:pStyle w:val="BodyText"/>
+        <w:numPr>
+          <w:ilvl w:val="0"/>
+          <w:numId w:val="3"/>
+        </w:numPr>
         <w:jc w:val="both"/>
         <w:rPr>
           <w:rFonts w:ascii="Arial" w:hAnsi="Arial" w:cs="Arial"/>
@@ -495,7 +551,7 @@
           <w:sz w:val="20"/>
           <w:szCs w:val="20"/>
         </w:rPr>
-        <w:t>● A relevância do papel das instituições e/ou atores específicos</w:t>
+        <w:t xml:space="preserve">Propor adições ou reformulações do modelo teórico para o caso analisado </w:t>
       </w:r>
     </w:p>
     <w:p>
@@ -504,22 +560,50 @@
         <w:jc w:val="both"/>
         <w:rPr>
           <w:rFonts w:ascii="Arial" w:hAnsi="Arial" w:cs="Arial"/>
-          <w:sz w:val="20"/>
-          <w:szCs w:val="20"/>
-        </w:rPr>
-      </w:pPr>
-      <w:r>
-        <w:rPr>
-          <w:rFonts w:ascii="Arial" w:hAnsi="Arial" w:cs="Arial"/>
-          <w:sz w:val="20"/>
-          <w:szCs w:val="20"/>
-        </w:rPr>
-        <w:t xml:space="preserve">● Apontar a utilidade e limitação do modelo para o caso </w:t>
+          <w:b/>
+          <w:bCs/>
+          <w:sz w:val="20"/>
+          <w:szCs w:val="20"/>
+        </w:rPr>
+      </w:pPr>
+      <w:r>
+        <w:rPr>
+          <w:rFonts w:ascii="Arial" w:hAnsi="Arial" w:cs="Arial"/>
+          <w:b/>
+          <w:bCs/>
+          <w:sz w:val="20"/>
+          <w:szCs w:val="20"/>
+        </w:rPr>
+        <w:t>4 – Conclusão (</w:t>
+      </w:r>
+      <w:r>
+        <w:rPr>
+          <w:rFonts w:ascii="Arial" w:hAnsi="Arial" w:cs="Arial"/>
+          <w:b/>
+          <w:bCs/>
+          <w:sz w:val="20"/>
+          <w:szCs w:val="20"/>
+        </w:rPr>
+        <w:t>~</w:t>
+      </w:r>
+      <w:r>
+        <w:rPr>
+          <w:rFonts w:ascii="Arial" w:hAnsi="Arial" w:cs="Arial"/>
+          <w:b/>
+          <w:bCs/>
+          <w:sz w:val="20"/>
+          <w:szCs w:val="20"/>
+        </w:rPr>
+        <w:t>3 minutos)</w:t>
       </w:r>
     </w:p>
     <w:p>
       <w:pPr>
         <w:pStyle w:val="BodyText"/>
+        <w:numPr>
+          <w:ilvl w:val="0"/>
+          <w:numId w:val="4"/>
+        </w:numPr>
         <w:jc w:val="both"/>
         <w:rPr>
           <w:rFonts w:ascii="Arial" w:hAnsi="Arial" w:cs="Arial"/>
@@ -533,12 +617,16 @@
           <w:sz w:val="20"/>
           <w:szCs w:val="20"/>
         </w:rPr>
-        <w:t xml:space="preserve">● Propor adições ou reformulações do modelo teórico para o caso analisado </w:t>
+        <w:t>Como a pesquisa ajudou na compreensão da política estudada</w:t>
       </w:r>
     </w:p>
     <w:p>
       <w:pPr>
         <w:pStyle w:val="BodyText"/>
+        <w:numPr>
+          <w:ilvl w:val="0"/>
+          <w:numId w:val="4"/>
+        </w:numPr>
         <w:jc w:val="both"/>
         <w:rPr>
           <w:rFonts w:ascii="Arial" w:hAnsi="Arial" w:cs="Arial"/>
@@ -546,48 +634,52 @@
           <w:szCs w:val="20"/>
         </w:rPr>
       </w:pPr>
+      <w:r>
+        <w:rPr>
+          <w:rFonts w:ascii="Arial" w:hAnsi="Arial" w:cs="Arial"/>
+          <w:sz w:val="20"/>
+          <w:szCs w:val="20"/>
+        </w:rPr>
+        <w:t>Limitações da pesquisa</w:t>
+      </w:r>
     </w:p>
     <w:p>
       <w:pPr>
         <w:pStyle w:val="BodyText"/>
+        <w:numPr>
+          <w:ilvl w:val="0"/>
+          <w:numId w:val="4"/>
+        </w:numPr>
         <w:jc w:val="both"/>
         <w:rPr>
           <w:rFonts w:ascii="Arial" w:hAnsi="Arial" w:cs="Arial"/>
-          <w:b/>
-          <w:bCs/>
-          <w:sz w:val="20"/>
-          <w:szCs w:val="20"/>
-        </w:rPr>
-      </w:pPr>
-      <w:r>
-        <w:rPr>
-          <w:rFonts w:ascii="Arial" w:hAnsi="Arial" w:cs="Arial"/>
-          <w:b/>
-          <w:bCs/>
-          <w:sz w:val="20"/>
-          <w:szCs w:val="20"/>
-        </w:rPr>
-        <w:t>4 – Conclusão (</w:t>
-      </w:r>
-      <w:r>
-        <w:rPr>
-          <w:rFonts w:ascii="Arial" w:hAnsi="Arial" w:cs="Arial"/>
-          <w:b/>
-          <w:bCs/>
-          <w:sz w:val="20"/>
-          <w:szCs w:val="20"/>
-        </w:rPr>
-        <w:t>~</w:t>
-      </w:r>
-      <w:r>
-        <w:rPr>
-          <w:rFonts w:ascii="Arial" w:hAnsi="Arial" w:cs="Arial"/>
-          <w:b/>
-          <w:bCs/>
-          <w:sz w:val="20"/>
-          <w:szCs w:val="20"/>
-        </w:rPr>
-        <w:t>3 minutos)</w:t>
+          <w:sz w:val="20"/>
+          <w:szCs w:val="20"/>
+        </w:rPr>
+      </w:pPr>
+      <w:r>
+        <w:rPr>
+          <w:rFonts w:ascii="Arial" w:hAnsi="Arial" w:cs="Arial"/>
+          <w:sz w:val="20"/>
+          <w:szCs w:val="20"/>
+        </w:rPr>
+        <w:t xml:space="preserve">Agenda de </w:t>
+      </w:r>
+      <w:r>
+        <w:rPr>
+          <w:rFonts w:ascii="Arial" w:hAnsi="Arial" w:cs="Arial"/>
+          <w:sz w:val="20"/>
+          <w:szCs w:val="20"/>
+        </w:rPr>
+        <w:t>p</w:t>
+      </w:r>
+      <w:r>
+        <w:rPr>
+          <w:rFonts w:ascii="Arial" w:hAnsi="Arial" w:cs="Arial"/>
+          <w:sz w:val="20"/>
+          <w:szCs w:val="20"/>
+        </w:rPr>
+        <w:t xml:space="preserve">esquisa (futuros trabalhos a serem desenvolvidos) </w:t>
       </w:r>
     </w:p>
     <w:p>
@@ -596,22 +688,50 @@
         <w:jc w:val="both"/>
         <w:rPr>
           <w:rFonts w:ascii="Arial" w:hAnsi="Arial" w:cs="Arial"/>
-          <w:sz w:val="20"/>
-          <w:szCs w:val="20"/>
-        </w:rPr>
-      </w:pPr>
-      <w:r>
-        <w:rPr>
-          <w:rFonts w:ascii="Arial" w:hAnsi="Arial" w:cs="Arial"/>
-          <w:sz w:val="20"/>
-          <w:szCs w:val="20"/>
-        </w:rPr>
-        <w:t>● Como a pesquisa ajudou na compreensão da política estudada</w:t>
+          <w:b/>
+          <w:bCs/>
+          <w:sz w:val="20"/>
+          <w:szCs w:val="20"/>
+        </w:rPr>
+      </w:pPr>
+      <w:r>
+        <w:rPr>
+          <w:rFonts w:ascii="Arial" w:hAnsi="Arial" w:cs="Arial"/>
+          <w:b/>
+          <w:bCs/>
+          <w:sz w:val="20"/>
+          <w:szCs w:val="20"/>
+        </w:rPr>
+        <w:t>5 – Debate (</w:t>
+      </w:r>
+      <w:r>
+        <w:rPr>
+          <w:rFonts w:ascii="Arial" w:hAnsi="Arial" w:cs="Arial"/>
+          <w:b/>
+          <w:bCs/>
+          <w:sz w:val="20"/>
+          <w:szCs w:val="20"/>
+        </w:rPr>
+        <w:t>~</w:t>
+      </w:r>
+      <w:r>
+        <w:rPr>
+          <w:rFonts w:ascii="Arial" w:hAnsi="Arial" w:cs="Arial"/>
+          <w:b/>
+          <w:bCs/>
+          <w:sz w:val="20"/>
+          <w:szCs w:val="20"/>
+        </w:rPr>
+        <w:t>30 minutos)</w:t>
       </w:r>
     </w:p>
     <w:p>
       <w:pPr>
         <w:pStyle w:val="BodyText"/>
+        <w:numPr>
+          <w:ilvl w:val="0"/>
+          <w:numId w:val="5"/>
+        </w:numPr>
         <w:jc w:val="both"/>
         <w:rPr>
           <w:rFonts w:ascii="Arial" w:hAnsi="Arial" w:cs="Arial"/>
@@ -625,20 +745,24 @@
           <w:sz w:val="20"/>
           <w:szCs w:val="20"/>
         </w:rPr>
-        <w:t xml:space="preserve">● </w:t>
-      </w:r>
-      <w:r>
-        <w:rPr>
-          <w:rFonts w:ascii="Arial" w:hAnsi="Arial" w:cs="Arial"/>
-          <w:sz w:val="20"/>
-          <w:szCs w:val="20"/>
-        </w:rPr>
-        <w:t>Limitações da pesquisa</w:t>
+        <w:t>Observações e perguntas dos outros grupos</w:t>
+      </w:r>
+      <w:r>
+        <w:rPr>
+          <w:rFonts w:ascii="Arial" w:hAnsi="Arial" w:cs="Arial"/>
+          <w:sz w:val="20"/>
+          <w:szCs w:val="20"/>
+        </w:rPr>
+        <w:t>.</w:t>
       </w:r>
     </w:p>
     <w:p>
       <w:pPr>
         <w:pStyle w:val="BodyText"/>
+        <w:numPr>
+          <w:ilvl w:val="0"/>
+          <w:numId w:val="5"/>
+        </w:numPr>
         <w:jc w:val="both"/>
         <w:rPr>
           <w:rFonts w:ascii="Arial" w:hAnsi="Arial" w:cs="Arial"/>
@@ -652,123 +776,7 @@
           <w:sz w:val="20"/>
           <w:szCs w:val="20"/>
         </w:rPr>
-        <w:t xml:space="preserve">● Agenda de </w:t>
-      </w:r>
-      <w:r>
-        <w:rPr>
-          <w:rFonts w:ascii="Arial" w:hAnsi="Arial" w:cs="Arial"/>
-          <w:sz w:val="20"/>
-          <w:szCs w:val="20"/>
-        </w:rPr>
-        <w:t>p</w:t>
-      </w:r>
-      <w:r>
-        <w:rPr>
-          <w:rFonts w:ascii="Arial" w:hAnsi="Arial" w:cs="Arial"/>
-          <w:sz w:val="20"/>
-          <w:szCs w:val="20"/>
-        </w:rPr>
-        <w:t xml:space="preserve">esquisa (futuros trabalhos a serem desenvolvidos) </w:t>
-      </w:r>
-    </w:p>
-    <w:p>
-      <w:pPr>
-        <w:pStyle w:val="BodyText"/>
-        <w:jc w:val="both"/>
-        <w:rPr>
-          <w:rFonts w:ascii="Arial" w:hAnsi="Arial" w:cs="Arial"/>
-          <w:sz w:val="20"/>
-          <w:szCs w:val="20"/>
-        </w:rPr>
-      </w:pPr>
-    </w:p>
-    <w:p>
-      <w:pPr>
-        <w:pStyle w:val="BodyText"/>
-        <w:jc w:val="both"/>
-        <w:rPr>
-          <w:rFonts w:ascii="Arial" w:hAnsi="Arial" w:cs="Arial"/>
-          <w:b/>
-          <w:bCs/>
-          <w:sz w:val="20"/>
-          <w:szCs w:val="20"/>
-        </w:rPr>
-      </w:pPr>
-      <w:r>
-        <w:rPr>
-          <w:rFonts w:ascii="Arial" w:hAnsi="Arial" w:cs="Arial"/>
-          <w:b/>
-          <w:bCs/>
-          <w:sz w:val="20"/>
-          <w:szCs w:val="20"/>
-        </w:rPr>
-        <w:t>5 – Debate (</w:t>
-      </w:r>
-      <w:r>
-        <w:rPr>
-          <w:rFonts w:ascii="Arial" w:hAnsi="Arial" w:cs="Arial"/>
-          <w:b/>
-          <w:bCs/>
-          <w:sz w:val="20"/>
-          <w:szCs w:val="20"/>
-        </w:rPr>
-        <w:t>~</w:t>
-      </w:r>
-      <w:r>
-        <w:rPr>
-          <w:rFonts w:ascii="Arial" w:hAnsi="Arial" w:cs="Arial"/>
-          <w:b/>
-          <w:bCs/>
-          <w:sz w:val="20"/>
-          <w:szCs w:val="20"/>
-        </w:rPr>
-        <w:t>30 minutos)</w:t>
-      </w:r>
-    </w:p>
-    <w:p>
-      <w:pPr>
-        <w:pStyle w:val="BodyText"/>
-        <w:jc w:val="both"/>
-        <w:rPr>
-          <w:rFonts w:ascii="Arial" w:hAnsi="Arial" w:cs="Arial"/>
-          <w:sz w:val="20"/>
-          <w:szCs w:val="20"/>
-        </w:rPr>
-      </w:pPr>
-      <w:r>
-        <w:rPr>
-          <w:rFonts w:ascii="Arial" w:hAnsi="Arial" w:cs="Arial"/>
-          <w:sz w:val="20"/>
-          <w:szCs w:val="20"/>
-        </w:rPr>
-        <w:t>● Observações e perguntas dos outros grupos</w:t>
-      </w:r>
-      <w:r>
-        <w:rPr>
-          <w:rFonts w:ascii="Arial" w:hAnsi="Arial" w:cs="Arial"/>
-          <w:sz w:val="20"/>
-          <w:szCs w:val="20"/>
-        </w:rPr>
-        <w:t>.</w:t>
-      </w:r>
-    </w:p>
-    <w:p>
-      <w:pPr>
-        <w:pStyle w:val="BodyText"/>
-        <w:jc w:val="both"/>
-        <w:rPr>
-          <w:rFonts w:ascii="Arial" w:hAnsi="Arial" w:cs="Arial"/>
-          <w:sz w:val="20"/>
-          <w:szCs w:val="20"/>
-        </w:rPr>
-      </w:pPr>
-      <w:r>
-        <w:rPr>
-          <w:rFonts w:ascii="Arial" w:hAnsi="Arial" w:cs="Arial"/>
-          <w:sz w:val="20"/>
-          <w:szCs w:val="20"/>
-        </w:rPr>
-        <w:t>● Observações Professor e Monitor</w:t>
+        <w:t>Observações Professor e Monitor</w:t>
       </w:r>
       <w:r>
         <w:rPr>
@@ -780,10 +788,10 @@
       </w:r>
     </w:p>
     <w:sectPr>
-      <w:headerReference w:type="default" r:id="rId7"/>
-      <w:footerReference w:type="default" r:id="rId8"/>
-      <w:headerReference w:type="first" r:id="rId9"/>
-      <w:footerReference w:type="first" r:id="rId10"/>
+      <w:headerReference w:type="default" r:id="rId8"/>
+      <w:footerReference w:type="default" r:id="rId9"/>
+      <w:headerReference w:type="first" r:id="rId10"/>
+      <w:footerReference w:type="first" r:id="rId11"/>
       <w:pgSz w:w="11906" w:h="16838"/>
       <w:pgMar w:top="1739" w:right="1134" w:bottom="1134" w:left="1134" w:header="1134" w:footer="0" w:gutter="0"/>
       <w:cols w:space="720"/>
@@ -1093,6 +1101,591 @@
     </w:r>
   </w:p>
 </w:hdr>
+</file>
+
+<file path=word/numbering.xml><?xml version="1.0" encoding="utf-8"?>
+<w:numbering xmlns:wpc="http://schemas.microsoft.com/office/word/2010/wordprocessingCanvas" xmlns:cx="http://schemas.microsoft.com/office/drawing/2014/chartex" xmlns:cx1="http://schemas.microsoft.com/office/drawing/2015/9/8/chartex" xmlns:cx2="http://schemas.microsoft.com/office/drawing/2015/10/21/chartex" xmlns:cx3="http://schemas.microsoft.com/office/drawing/2016/5/9/chartex" xmlns:cx4="http://schemas.microsoft.com/office/drawing/2016/5/10/chartex" xmlns:cx5="http://schemas.microsoft.com/office/drawing/2016/5/11/chartex" xmlns:cx6="http://schemas.microsoft.com/office/drawing/2016/5/12/chartex" xmlns:cx7="http://schemas.microsoft.com/office/drawing/2016/5/13/chartex" xmlns:cx8="http://schemas.microsoft.com/office/drawing/2016/5/14/chartex" xmlns:mc="http://schemas.openxmlformats.org/markup-compatibility/2006" xmlns:m="http://schemas.openxmlformats.org/officeDocument/2006/math" xmlns:aink="http://schemas.microsoft.com/office/drawing/2016/ink" xmlns:am3d="http://schemas.microsoft.com/office/drawing/2017/model3d" xmlns:oel="http://schemas.microsoft.com/office/2019/extlst" xmlns:r="http://schemas.openxmlformats.org/officeDocument/2006/relationships" xmlns:wp14="http://schemas.microsoft.com/office/word/2010/wordprocessingDrawing" xmlns:wp="http://schemas.openxmlformats.org/drawingml/2006/wordprocessingDrawing" xmlns:wpg="http://schemas.microsoft.com/office/word/2010/wordprocessingGroup" xmlns:wpi="http://schemas.microsoft.com/office/word/2010/wordprocessingInk" xmlns:wps="http://schemas.microsoft.com/office/word/2010/wordprocessingShape" xmlns:o="urn:schemas-microsoft-com:office:office" xmlns:v="urn:schemas-microsoft-com:vml" xmlns:w10="urn:schemas-microsoft-com:office:word" xmlns:w="http://schemas.openxmlformats.org/wordprocessingml/2006/main" xmlns:w14="http://schemas.microsoft.com/office/word/2010/wordml" xmlns:w15="http://schemas.microsoft.com/office/word/2012/wordml" xmlns:w16cex="http://schemas.microsoft.com/office/word/2018/wordml/cex" xmlns:w16cid="http://schemas.microsoft.com/office/word/2016/wordml/cid" xmlns:w16="http://schemas.microsoft.com/office/word/2018/wordml" xmlns:w16sdtdh="http://schemas.microsoft.com/office/word/2020/wordml/sdtdatahash" xmlns:w16sdtfl="http://schemas.microsoft.com/office/word/2024/wordml/sdtformatlock" xmlns:w16se="http://schemas.microsoft.com/office/word/2015/wordml/symex" xmlns:w16du="http://schemas.microsoft.com/office/word/2023/wordml/word16du" xmlns:wne="http://schemas.microsoft.com/office/word/2006/wordml" mc:Ignorable="w14 w15 w16se w16cid w16 w16cex w16sdtdh w16sdtfl w16du wp14">
+  <w:abstractNum w:abstractNumId="0" w15:restartNumberingAfterBreak="0">
+    <w:nsid w:val="0DC32998"/>
+    <w:multiLevelType w:val="hybridMultilevel"/>
+    <w:tmpl w:val="E5EAEDC2"/>
+    <w:lvl w:ilvl="0" w:tplc="04090001">
+      <w:start w:val="1"/>
+      <w:numFmt w:val="bullet"/>
+      <w:lvlText w:val=""/>
+      <w:lvlJc w:val="left"/>
+      <w:pPr>
+        <w:ind w:left="720" w:hanging="360"/>
+      </w:pPr>
+      <w:rPr>
+        <w:rFonts w:ascii="Symbol" w:hAnsi="Symbol" w:hint="default"/>
+      </w:rPr>
+    </w:lvl>
+    <w:lvl w:ilvl="1" w:tplc="04090003" w:tentative="1">
+      <w:start w:val="1"/>
+      <w:numFmt w:val="bullet"/>
+      <w:lvlText w:val="o"/>
+      <w:lvlJc w:val="left"/>
+      <w:pPr>
+        <w:ind w:left="1440" w:hanging="360"/>
+      </w:pPr>
+      <w:rPr>
+        <w:rFonts w:ascii="Courier New" w:hAnsi="Courier New" w:hint="default"/>
+      </w:rPr>
+    </w:lvl>
+    <w:lvl w:ilvl="2" w:tplc="04090005" w:tentative="1">
+      <w:start w:val="1"/>
+      <w:numFmt w:val="bullet"/>
+      <w:lvlText w:val=""/>
+      <w:lvlJc w:val="left"/>
+      <w:pPr>
+        <w:ind w:left="2160" w:hanging="360"/>
+      </w:pPr>
+      <w:rPr>
+        <w:rFonts w:ascii="Wingdings" w:hAnsi="Wingdings" w:hint="default"/>
+      </w:rPr>
+    </w:lvl>
+    <w:lvl w:ilvl="3" w:tplc="04090001" w:tentative="1">
+      <w:start w:val="1"/>
+      <w:numFmt w:val="bullet"/>
+      <w:lvlText w:val=""/>
+      <w:lvlJc w:val="left"/>
+      <w:pPr>
+        <w:ind w:left="2880" w:hanging="360"/>
+      </w:pPr>
+      <w:rPr>
+        <w:rFonts w:ascii="Symbol" w:hAnsi="Symbol" w:hint="default"/>
+      </w:rPr>
+    </w:lvl>
+    <w:lvl w:ilvl="4" w:tplc="04090003" w:tentative="1">
+      <w:start w:val="1"/>
+      <w:numFmt w:val="bullet"/>
+      <w:lvlText w:val="o"/>
+      <w:lvlJc w:val="left"/>
+      <w:pPr>
+        <w:ind w:left="3600" w:hanging="360"/>
+      </w:pPr>
+      <w:rPr>
+        <w:rFonts w:ascii="Courier New" w:hAnsi="Courier New" w:hint="default"/>
+      </w:rPr>
+    </w:lvl>
+    <w:lvl w:ilvl="5" w:tplc="04090005" w:tentative="1">
+      <w:start w:val="1"/>
+      <w:numFmt w:val="bullet"/>
+      <w:lvlText w:val=""/>
+      <w:lvlJc w:val="left"/>
+      <w:pPr>
+        <w:ind w:left="4320" w:hanging="360"/>
+      </w:pPr>
+      <w:rPr>
+        <w:rFonts w:ascii="Wingdings" w:hAnsi="Wingdings" w:hint="default"/>
+      </w:rPr>
+    </w:lvl>
+    <w:lvl w:ilvl="6" w:tplc="04090001" w:tentative="1">
+      <w:start w:val="1"/>
+      <w:numFmt w:val="bullet"/>
+      <w:lvlText w:val=""/>
+      <w:lvlJc w:val="left"/>
+      <w:pPr>
+        <w:ind w:left="5040" w:hanging="360"/>
+      </w:pPr>
+      <w:rPr>
+        <w:rFonts w:ascii="Symbol" w:hAnsi="Symbol" w:hint="default"/>
+      </w:rPr>
+    </w:lvl>
+    <w:lvl w:ilvl="7" w:tplc="04090003" w:tentative="1">
+      <w:start w:val="1"/>
+      <w:numFmt w:val="bullet"/>
+      <w:lvlText w:val="o"/>
+      <w:lvlJc w:val="left"/>
+      <w:pPr>
+        <w:ind w:left="5760" w:hanging="360"/>
+      </w:pPr>
+      <w:rPr>
+        <w:rFonts w:ascii="Courier New" w:hAnsi="Courier New" w:hint="default"/>
+      </w:rPr>
+    </w:lvl>
+    <w:lvl w:ilvl="8" w:tplc="04090005" w:tentative="1">
+      <w:start w:val="1"/>
+      <w:numFmt w:val="bullet"/>
+      <w:lvlText w:val=""/>
+      <w:lvlJc w:val="left"/>
+      <w:pPr>
+        <w:ind w:left="6480" w:hanging="360"/>
+      </w:pPr>
+      <w:rPr>
+        <w:rFonts w:ascii="Wingdings" w:hAnsi="Wingdings" w:hint="default"/>
+      </w:rPr>
+    </w:lvl>
+  </w:abstractNum>
+  <w:abstractNum w:abstractNumId="1" w15:restartNumberingAfterBreak="0">
+    <w:nsid w:val="145253AD"/>
+    <w:multiLevelType w:val="hybridMultilevel"/>
+    <w:tmpl w:val="C8F01D40"/>
+    <w:lvl w:ilvl="0" w:tplc="04090001">
+      <w:start w:val="1"/>
+      <w:numFmt w:val="bullet"/>
+      <w:lvlText w:val=""/>
+      <w:lvlJc w:val="left"/>
+      <w:pPr>
+        <w:ind w:left="720" w:hanging="360"/>
+      </w:pPr>
+      <w:rPr>
+        <w:rFonts w:ascii="Symbol" w:hAnsi="Symbol" w:hint="default"/>
+      </w:rPr>
+    </w:lvl>
+    <w:lvl w:ilvl="1" w:tplc="04090003" w:tentative="1">
+      <w:start w:val="1"/>
+      <w:numFmt w:val="bullet"/>
+      <w:lvlText w:val="o"/>
+      <w:lvlJc w:val="left"/>
+      <w:pPr>
+        <w:ind w:left="1440" w:hanging="360"/>
+      </w:pPr>
+      <w:rPr>
+        <w:rFonts w:ascii="Courier New" w:hAnsi="Courier New" w:hint="default"/>
+      </w:rPr>
+    </w:lvl>
+    <w:lvl w:ilvl="2" w:tplc="04090005" w:tentative="1">
+      <w:start w:val="1"/>
+      <w:numFmt w:val="bullet"/>
+      <w:lvlText w:val=""/>
+      <w:lvlJc w:val="left"/>
+      <w:pPr>
+        <w:ind w:left="2160" w:hanging="360"/>
+      </w:pPr>
+      <w:rPr>
+        <w:rFonts w:ascii="Wingdings" w:hAnsi="Wingdings" w:hint="default"/>
+      </w:rPr>
+    </w:lvl>
+    <w:lvl w:ilvl="3" w:tplc="04090001" w:tentative="1">
+      <w:start w:val="1"/>
+      <w:numFmt w:val="bullet"/>
+      <w:lvlText w:val=""/>
+      <w:lvlJc w:val="left"/>
+      <w:pPr>
+        <w:ind w:left="2880" w:hanging="360"/>
+      </w:pPr>
+      <w:rPr>
+        <w:rFonts w:ascii="Symbol" w:hAnsi="Symbol" w:hint="default"/>
+      </w:rPr>
+    </w:lvl>
+    <w:lvl w:ilvl="4" w:tplc="04090003" w:tentative="1">
+      <w:start w:val="1"/>
+      <w:numFmt w:val="bullet"/>
+      <w:lvlText w:val="o"/>
+      <w:lvlJc w:val="left"/>
+      <w:pPr>
+        <w:ind w:left="3600" w:hanging="360"/>
+      </w:pPr>
+      <w:rPr>
+        <w:rFonts w:ascii="Courier New" w:hAnsi="Courier New" w:hint="default"/>
+      </w:rPr>
+    </w:lvl>
+    <w:lvl w:ilvl="5" w:tplc="04090005" w:tentative="1">
+      <w:start w:val="1"/>
+      <w:numFmt w:val="bullet"/>
+      <w:lvlText w:val=""/>
+      <w:lvlJc w:val="left"/>
+      <w:pPr>
+        <w:ind w:left="4320" w:hanging="360"/>
+      </w:pPr>
+      <w:rPr>
+        <w:rFonts w:ascii="Wingdings" w:hAnsi="Wingdings" w:hint="default"/>
+      </w:rPr>
+    </w:lvl>
+    <w:lvl w:ilvl="6" w:tplc="04090001" w:tentative="1">
+      <w:start w:val="1"/>
+      <w:numFmt w:val="bullet"/>
+      <w:lvlText w:val=""/>
+      <w:lvlJc w:val="left"/>
+      <w:pPr>
+        <w:ind w:left="5040" w:hanging="360"/>
+      </w:pPr>
+      <w:rPr>
+        <w:rFonts w:ascii="Symbol" w:hAnsi="Symbol" w:hint="default"/>
+      </w:rPr>
+    </w:lvl>
+    <w:lvl w:ilvl="7" w:tplc="04090003" w:tentative="1">
+      <w:start w:val="1"/>
+      <w:numFmt w:val="bullet"/>
+      <w:lvlText w:val="o"/>
+      <w:lvlJc w:val="left"/>
+      <w:pPr>
+        <w:ind w:left="5760" w:hanging="360"/>
+      </w:pPr>
+      <w:rPr>
+        <w:rFonts w:ascii="Courier New" w:hAnsi="Courier New" w:hint="default"/>
+      </w:rPr>
+    </w:lvl>
+    <w:lvl w:ilvl="8" w:tplc="04090005" w:tentative="1">
+      <w:start w:val="1"/>
+      <w:numFmt w:val="bullet"/>
+      <w:lvlText w:val=""/>
+      <w:lvlJc w:val="left"/>
+      <w:pPr>
+        <w:ind w:left="6480" w:hanging="360"/>
+      </w:pPr>
+      <w:rPr>
+        <w:rFonts w:ascii="Wingdings" w:hAnsi="Wingdings" w:hint="default"/>
+      </w:rPr>
+    </w:lvl>
+  </w:abstractNum>
+  <w:abstractNum w:abstractNumId="2" w15:restartNumberingAfterBreak="0">
+    <w:nsid w:val="421D200E"/>
+    <w:multiLevelType w:val="hybridMultilevel"/>
+    <w:tmpl w:val="ED6A83EC"/>
+    <w:lvl w:ilvl="0" w:tplc="04090001">
+      <w:start w:val="1"/>
+      <w:numFmt w:val="bullet"/>
+      <w:lvlText w:val=""/>
+      <w:lvlJc w:val="left"/>
+      <w:pPr>
+        <w:ind w:left="720" w:hanging="360"/>
+      </w:pPr>
+      <w:rPr>
+        <w:rFonts w:ascii="Symbol" w:hAnsi="Symbol" w:hint="default"/>
+      </w:rPr>
+    </w:lvl>
+    <w:lvl w:ilvl="1" w:tplc="04090003" w:tentative="1">
+      <w:start w:val="1"/>
+      <w:numFmt w:val="bullet"/>
+      <w:lvlText w:val="o"/>
+      <w:lvlJc w:val="left"/>
+      <w:pPr>
+        <w:ind w:left="1440" w:hanging="360"/>
+      </w:pPr>
+      <w:rPr>
+        <w:rFonts w:ascii="Courier New" w:hAnsi="Courier New" w:hint="default"/>
+      </w:rPr>
+    </w:lvl>
+    <w:lvl w:ilvl="2" w:tplc="04090005" w:tentative="1">
+      <w:start w:val="1"/>
+      <w:numFmt w:val="bullet"/>
+      <w:lvlText w:val=""/>
+      <w:lvlJc w:val="left"/>
+      <w:pPr>
+        <w:ind w:left="2160" w:hanging="360"/>
+      </w:pPr>
+      <w:rPr>
+        <w:rFonts w:ascii="Wingdings" w:hAnsi="Wingdings" w:hint="default"/>
+      </w:rPr>
+    </w:lvl>
+    <w:lvl w:ilvl="3" w:tplc="04090001" w:tentative="1">
+      <w:start w:val="1"/>
+      <w:numFmt w:val="bullet"/>
+      <w:lvlText w:val=""/>
+      <w:lvlJc w:val="left"/>
+      <w:pPr>
+        <w:ind w:left="2880" w:hanging="360"/>
+      </w:pPr>
+      <w:rPr>
+        <w:rFonts w:ascii="Symbol" w:hAnsi="Symbol" w:hint="default"/>
+      </w:rPr>
+    </w:lvl>
+    <w:lvl w:ilvl="4" w:tplc="04090003" w:tentative="1">
+      <w:start w:val="1"/>
+      <w:numFmt w:val="bullet"/>
+      <w:lvlText w:val="o"/>
+      <w:lvlJc w:val="left"/>
+      <w:pPr>
+        <w:ind w:left="3600" w:hanging="360"/>
+      </w:pPr>
+      <w:rPr>
+        <w:rFonts w:ascii="Courier New" w:hAnsi="Courier New" w:hint="default"/>
+      </w:rPr>
+    </w:lvl>
+    <w:lvl w:ilvl="5" w:tplc="04090005" w:tentative="1">
+      <w:start w:val="1"/>
+      <w:numFmt w:val="bullet"/>
+      <w:lvlText w:val=""/>
+      <w:lvlJc w:val="left"/>
+      <w:pPr>
+        <w:ind w:left="4320" w:hanging="360"/>
+      </w:pPr>
+      <w:rPr>
+        <w:rFonts w:ascii="Wingdings" w:hAnsi="Wingdings" w:hint="default"/>
+      </w:rPr>
+    </w:lvl>
+    <w:lvl w:ilvl="6" w:tplc="04090001" w:tentative="1">
+      <w:start w:val="1"/>
+      <w:numFmt w:val="bullet"/>
+      <w:lvlText w:val=""/>
+      <w:lvlJc w:val="left"/>
+      <w:pPr>
+        <w:ind w:left="5040" w:hanging="360"/>
+      </w:pPr>
+      <w:rPr>
+        <w:rFonts w:ascii="Symbol" w:hAnsi="Symbol" w:hint="default"/>
+      </w:rPr>
+    </w:lvl>
+    <w:lvl w:ilvl="7" w:tplc="04090003" w:tentative="1">
+      <w:start w:val="1"/>
+      <w:numFmt w:val="bullet"/>
+      <w:lvlText w:val="o"/>
+      <w:lvlJc w:val="left"/>
+      <w:pPr>
+        <w:ind w:left="5760" w:hanging="360"/>
+      </w:pPr>
+      <w:rPr>
+        <w:rFonts w:ascii="Courier New" w:hAnsi="Courier New" w:hint="default"/>
+      </w:rPr>
+    </w:lvl>
+    <w:lvl w:ilvl="8" w:tplc="04090005" w:tentative="1">
+      <w:start w:val="1"/>
+      <w:numFmt w:val="bullet"/>
+      <w:lvlText w:val=""/>
+      <w:lvlJc w:val="left"/>
+      <w:pPr>
+        <w:ind w:left="6480" w:hanging="360"/>
+      </w:pPr>
+      <w:rPr>
+        <w:rFonts w:ascii="Wingdings" w:hAnsi="Wingdings" w:hint="default"/>
+      </w:rPr>
+    </w:lvl>
+  </w:abstractNum>
+  <w:abstractNum w:abstractNumId="3" w15:restartNumberingAfterBreak="0">
+    <w:nsid w:val="48BB7BF3"/>
+    <w:multiLevelType w:val="hybridMultilevel"/>
+    <w:tmpl w:val="CC6022F6"/>
+    <w:lvl w:ilvl="0" w:tplc="04090001">
+      <w:start w:val="1"/>
+      <w:numFmt w:val="bullet"/>
+      <w:lvlText w:val=""/>
+      <w:lvlJc w:val="left"/>
+      <w:pPr>
+        <w:ind w:left="720" w:hanging="360"/>
+      </w:pPr>
+      <w:rPr>
+        <w:rFonts w:ascii="Symbol" w:hAnsi="Symbol" w:hint="default"/>
+      </w:rPr>
+    </w:lvl>
+    <w:lvl w:ilvl="1" w:tplc="04090003" w:tentative="1">
+      <w:start w:val="1"/>
+      <w:numFmt w:val="bullet"/>
+      <w:lvlText w:val="o"/>
+      <w:lvlJc w:val="left"/>
+      <w:pPr>
+        <w:ind w:left="1440" w:hanging="360"/>
+      </w:pPr>
+      <w:rPr>
+        <w:rFonts w:ascii="Courier New" w:hAnsi="Courier New" w:hint="default"/>
+      </w:rPr>
+    </w:lvl>
+    <w:lvl w:ilvl="2" w:tplc="04090005" w:tentative="1">
+      <w:start w:val="1"/>
+      <w:numFmt w:val="bullet"/>
+      <w:lvlText w:val=""/>
+      <w:lvlJc w:val="left"/>
+      <w:pPr>
+        <w:ind w:left="2160" w:hanging="360"/>
+      </w:pPr>
+      <w:rPr>
+        <w:rFonts w:ascii="Wingdings" w:hAnsi="Wingdings" w:hint="default"/>
+      </w:rPr>
+    </w:lvl>
+    <w:lvl w:ilvl="3" w:tplc="04090001" w:tentative="1">
+      <w:start w:val="1"/>
+      <w:numFmt w:val="bullet"/>
+      <w:lvlText w:val=""/>
+      <w:lvlJc w:val="left"/>
+      <w:pPr>
+        <w:ind w:left="2880" w:hanging="360"/>
+      </w:pPr>
+      <w:rPr>
+        <w:rFonts w:ascii="Symbol" w:hAnsi="Symbol" w:hint="default"/>
+      </w:rPr>
+    </w:lvl>
+    <w:lvl w:ilvl="4" w:tplc="04090003" w:tentative="1">
+      <w:start w:val="1"/>
+      <w:numFmt w:val="bullet"/>
+      <w:lvlText w:val="o"/>
+      <w:lvlJc w:val="left"/>
+      <w:pPr>
+        <w:ind w:left="3600" w:hanging="360"/>
+      </w:pPr>
+      <w:rPr>
+        <w:rFonts w:ascii="Courier New" w:hAnsi="Courier New" w:hint="default"/>
+      </w:rPr>
+    </w:lvl>
+    <w:lvl w:ilvl="5" w:tplc="04090005" w:tentative="1">
+      <w:start w:val="1"/>
+      <w:numFmt w:val="bullet"/>
+      <w:lvlText w:val=""/>
+      <w:lvlJc w:val="left"/>
+      <w:pPr>
+        <w:ind w:left="4320" w:hanging="360"/>
+      </w:pPr>
+      <w:rPr>
+        <w:rFonts w:ascii="Wingdings" w:hAnsi="Wingdings" w:hint="default"/>
+      </w:rPr>
+    </w:lvl>
+    <w:lvl w:ilvl="6" w:tplc="04090001" w:tentative="1">
+      <w:start w:val="1"/>
+      <w:numFmt w:val="bullet"/>
+      <w:lvlText w:val=""/>
+      <w:lvlJc w:val="left"/>
+      <w:pPr>
+        <w:ind w:left="5040" w:hanging="360"/>
+      </w:pPr>
+      <w:rPr>
+        <w:rFonts w:ascii="Symbol" w:hAnsi="Symbol" w:hint="default"/>
+      </w:rPr>
+    </w:lvl>
+    <w:lvl w:ilvl="7" w:tplc="04090003" w:tentative="1">
+      <w:start w:val="1"/>
+      <w:numFmt w:val="bullet"/>
+      <w:lvlText w:val="o"/>
+      <w:lvlJc w:val="left"/>
+      <w:pPr>
+        <w:ind w:left="5760" w:hanging="360"/>
+      </w:pPr>
+      <w:rPr>
+        <w:rFonts w:ascii="Courier New" w:hAnsi="Courier New" w:hint="default"/>
+      </w:rPr>
+    </w:lvl>
+    <w:lvl w:ilvl="8" w:tplc="04090005" w:tentative="1">
+      <w:start w:val="1"/>
+      <w:numFmt w:val="bullet"/>
+      <w:lvlText w:val=""/>
+      <w:lvlJc w:val="left"/>
+      <w:pPr>
+        <w:ind w:left="6480" w:hanging="360"/>
+      </w:pPr>
+      <w:rPr>
+        <w:rFonts w:ascii="Wingdings" w:hAnsi="Wingdings" w:hint="default"/>
+      </w:rPr>
+    </w:lvl>
+  </w:abstractNum>
+  <w:abstractNum w:abstractNumId="4" w15:restartNumberingAfterBreak="0">
+    <w:nsid w:val="75006270"/>
+    <w:multiLevelType w:val="hybridMultilevel"/>
+    <w:tmpl w:val="553C3262"/>
+    <w:lvl w:ilvl="0" w:tplc="04090001">
+      <w:start w:val="1"/>
+      <w:numFmt w:val="bullet"/>
+      <w:lvlText w:val=""/>
+      <w:lvlJc w:val="left"/>
+      <w:pPr>
+        <w:ind w:left="720" w:hanging="360"/>
+      </w:pPr>
+      <w:rPr>
+        <w:rFonts w:ascii="Symbol" w:hAnsi="Symbol" w:hint="default"/>
+      </w:rPr>
+    </w:lvl>
+    <w:lvl w:ilvl="1" w:tplc="04090003" w:tentative="1">
+      <w:start w:val="1"/>
+      <w:numFmt w:val="bullet"/>
+      <w:lvlText w:val="o"/>
+      <w:lvlJc w:val="left"/>
+      <w:pPr>
+        <w:ind w:left="1440" w:hanging="360"/>
+      </w:pPr>
+      <w:rPr>
+        <w:rFonts w:ascii="Courier New" w:hAnsi="Courier New" w:hint="default"/>
+      </w:rPr>
+    </w:lvl>
+    <w:lvl w:ilvl="2" w:tplc="04090005" w:tentative="1">
+      <w:start w:val="1"/>
+      <w:numFmt w:val="bullet"/>
+      <w:lvlText w:val=""/>
+      <w:lvlJc w:val="left"/>
+      <w:pPr>
+        <w:ind w:left="2160" w:hanging="360"/>
+      </w:pPr>
+      <w:rPr>
+        <w:rFonts w:ascii="Wingdings" w:hAnsi="Wingdings" w:hint="default"/>
+      </w:rPr>
+    </w:lvl>
+    <w:lvl w:ilvl="3" w:tplc="04090001" w:tentative="1">
+      <w:start w:val="1"/>
+      <w:numFmt w:val="bullet"/>
+      <w:lvlText w:val=""/>
+      <w:lvlJc w:val="left"/>
+      <w:pPr>
+        <w:ind w:left="2880" w:hanging="360"/>
+      </w:pPr>
+      <w:rPr>
+        <w:rFonts w:ascii="Symbol" w:hAnsi="Symbol" w:hint="default"/>
+      </w:rPr>
+    </w:lvl>
+    <w:lvl w:ilvl="4" w:tplc="04090003" w:tentative="1">
+      <w:start w:val="1"/>
+      <w:numFmt w:val="bullet"/>
+      <w:lvlText w:val="o"/>
+      <w:lvlJc w:val="left"/>
+      <w:pPr>
+        <w:ind w:left="3600" w:hanging="360"/>
+      </w:pPr>
+      <w:rPr>
+        <w:rFonts w:ascii="Courier New" w:hAnsi="Courier New" w:hint="default"/>
+      </w:rPr>
+    </w:lvl>
+    <w:lvl w:ilvl="5" w:tplc="04090005" w:tentative="1">
+      <w:start w:val="1"/>
+      <w:numFmt w:val="bullet"/>
+      <w:lvlText w:val=""/>
+      <w:lvlJc w:val="left"/>
+      <w:pPr>
+        <w:ind w:left="4320" w:hanging="360"/>
+      </w:pPr>
+      <w:rPr>
+        <w:rFonts w:ascii="Wingdings" w:hAnsi="Wingdings" w:hint="default"/>
+      </w:rPr>
+    </w:lvl>
+    <w:lvl w:ilvl="6" w:tplc="04090001" w:tentative="1">
+      <w:start w:val="1"/>
+      <w:numFmt w:val="bullet"/>
+      <w:lvlText w:val=""/>
+      <w:lvlJc w:val="left"/>
+      <w:pPr>
+        <w:ind w:left="5040" w:hanging="360"/>
+      </w:pPr>
+      <w:rPr>
+        <w:rFonts w:ascii="Symbol" w:hAnsi="Symbol" w:hint="default"/>
+      </w:rPr>
+    </w:lvl>
+    <w:lvl w:ilvl="7" w:tplc="04090003" w:tentative="1">
+      <w:start w:val="1"/>
+      <w:numFmt w:val="bullet"/>
+      <w:lvlText w:val="o"/>
+      <w:lvlJc w:val="left"/>
+      <w:pPr>
+        <w:ind w:left="5760" w:hanging="360"/>
+      </w:pPr>
+      <w:rPr>
+        <w:rFonts w:ascii="Courier New" w:hAnsi="Courier New" w:hint="default"/>
+      </w:rPr>
+    </w:lvl>
+    <w:lvl w:ilvl="8" w:tplc="04090005" w:tentative="1">
+      <w:start w:val="1"/>
+      <w:numFmt w:val="bullet"/>
+      <w:lvlText w:val=""/>
+      <w:lvlJc w:val="left"/>
+      <w:pPr>
+        <w:ind w:left="6480" w:hanging="360"/>
+      </w:pPr>
+      <w:rPr>
+        <w:rFonts w:ascii="Wingdings" w:hAnsi="Wingdings" w:hint="default"/>
+      </w:rPr>
+    </w:lvl>
+  </w:abstractNum>
+  <w:num w:numId="1" w16cid:durableId="1103108214">
+    <w:abstractNumId w:val="1"/>
+  </w:num>
+  <w:num w:numId="2" w16cid:durableId="266348814">
+    <w:abstractNumId w:val="2"/>
+  </w:num>
+  <w:num w:numId="3" w16cid:durableId="1420057248">
+    <w:abstractNumId w:val="4"/>
+  </w:num>
+  <w:num w:numId="4" w16cid:durableId="455804335">
+    <w:abstractNumId w:val="3"/>
+  </w:num>
+  <w:num w:numId="5" w16cid:durableId="889421275">
+    <w:abstractNumId w:val="0"/>
+  </w:num>
+</w:numbering>
 </file>
 
 <file path=word/styles.xml><?xml version="1.0" encoding="utf-8"?>
